--- a/docs/word/TECHNICAL.en.docx
+++ b/docs/word/TECHNICAL.en.docx
@@ -401,7 +401,9 @@
         <w:br/>
         <w:t>│   ├── bot-xrt-latest.meta.txt          # checksum / fetch time</w:t>
         <w:br/>
-        <w:t>│   └── bot-xrt-YYYY-MM-DD.*             # daily archive</w:t>
+        <w:t>│   └── history/                         # dated archives (last 90 days only)</w:t>
+        <w:br/>
+        <w:t>│       └── bot-xrt-YYYY-MM-DD.*</w:t>
         <w:br/>
         <w:t>├── docs/                                # documentation</w:t>
         <w:br/>
@@ -633,7 +635,39 @@
                 <w:rFonts w:ascii="Calibri" w:hAnsi="Calibri" w:eastAsia="Microsoft JhengHei"/>
                 <w:sz w:val="20"/>
               </w:rPr>
-              <w:t>Skip dated bot-xrt-YYYY-MM-DD.* archives</w:t>
+              <w:t>Skip dated archives under data/history/</w:t>
+            </w:r>
+          </w:p>
+        </w:tc>
+      </w:tr>
+      <w:tr>
+        <w:tc>
+          <w:tcPr>
+            <w:tcW w:type="dxa" w:w="4824"/>
+          </w:tcPr>
+          <w:p>
+            <w:r/>
+            <w:r>
+              <w:rPr>
+                <w:rFonts w:ascii="Calibri" w:hAnsi="Calibri" w:eastAsia="Microsoft JhengHei"/>
+                <w:sz w:val="20"/>
+              </w:rPr>
+              <w:t>--retention-days</w:t>
+            </w:r>
+          </w:p>
+        </w:tc>
+        <w:tc>
+          <w:tcPr>
+            <w:tcW w:type="dxa" w:w="4824"/>
+          </w:tcPr>
+          <w:p>
+            <w:r/>
+            <w:r>
+              <w:rPr>
+                <w:rFonts w:ascii="Calibri" w:hAnsi="Calibri" w:eastAsia="Microsoft JhengHei"/>
+                <w:sz w:val="20"/>
+              </w:rPr>
+              <w:t>Keep only the latest N days in history (default 90)</w:t>
             </w:r>
           </w:p>
         </w:tc>
@@ -676,7 +710,146 @@
         <w:br/>
         <w:t>changed=true</w:t>
         <w:br/>
-        <w:t>archive_json=.../data/bot-xrt-2026-08-11.json</w:t>
+        <w:t>archive_json=.../data/history/bot-xrt-2026-08-11.json</w:t>
+        <w:br/>
+        <w:t>retention_days=90</w:t>
+        <w:br/>
+        <w:t>history_migrated=0</w:t>
+        <w:br/>
+        <w:t>history_pruned=0</w:t>
+      </w:r>
+    </w:p>
+    <w:p>
+      <w:r>
+        <w:rPr>
+          <w:rFonts w:ascii="Calibri" w:hAnsi="Calibri" w:eastAsia="Microsoft JhengHei"/>
+          <w:sz w:val="22"/>
+        </w:rPr>
+        <w:t>History policy:</w:t>
+      </w:r>
+    </w:p>
+    <w:p>
+      <w:pPr>
+        <w:pStyle w:val="ListBullet"/>
+      </w:pPr>
+      <w:r>
+        <w:rPr>
+          <w:rFonts w:ascii="Calibri" w:hAnsi="Calibri" w:eastAsia="Microsoft JhengHei"/>
+          <w:sz w:val="22"/>
+        </w:rPr>
+        <w:t xml:space="preserve">Directory: </w:t>
+      </w:r>
+      <w:r>
+        <w:rPr>
+          <w:rFonts w:ascii="Consolas" w:hAnsi="Consolas" w:eastAsia="Consolas"/>
+          <w:color w:val="333333"/>
+          <w:sz w:val="22"/>
+        </w:rPr>
+        <w:t>data/history/</w:t>
+      </w:r>
+    </w:p>
+    <w:p>
+      <w:pPr>
+        <w:pStyle w:val="ListBullet"/>
+      </w:pPr>
+      <w:r>
+        <w:rPr>
+          <w:rFonts w:ascii="Calibri" w:hAnsi="Calibri" w:eastAsia="Microsoft JhengHei"/>
+          <w:sz w:val="22"/>
+        </w:rPr>
+        <w:t xml:space="preserve">Filenames: </w:t>
+      </w:r>
+      <w:r>
+        <w:rPr>
+          <w:rFonts w:ascii="Consolas" w:hAnsi="Consolas" w:eastAsia="Consolas"/>
+          <w:color w:val="333333"/>
+          <w:sz w:val="22"/>
+        </w:rPr>
+        <w:t>bot-xrt-YYYY-MM-DD.csv</w:t>
+      </w:r>
+      <w:r>
+        <w:rPr>
+          <w:rFonts w:ascii="Calibri" w:hAnsi="Calibri" w:eastAsia="Microsoft JhengHei"/>
+          <w:sz w:val="22"/>
+        </w:rPr>
+        <w:t xml:space="preserve"> / </w:t>
+      </w:r>
+      <w:r>
+        <w:rPr>
+          <w:rFonts w:ascii="Consolas" w:hAnsi="Consolas" w:eastAsia="Consolas"/>
+          <w:color w:val="333333"/>
+          <w:sz w:val="22"/>
+        </w:rPr>
+        <w:t>.json</w:t>
+      </w:r>
+    </w:p>
+    <w:p>
+      <w:pPr>
+        <w:pStyle w:val="ListBullet"/>
+      </w:pPr>
+      <w:r>
+        <w:rPr>
+          <w:rFonts w:ascii="Calibri" w:hAnsi="Calibri" w:eastAsia="Microsoft JhengHei"/>
+          <w:sz w:val="22"/>
+        </w:rPr>
+        <w:t xml:space="preserve">Default retention: </w:t>
+      </w:r>
+      <w:r>
+        <w:rPr>
+          <w:rFonts w:ascii="Calibri" w:hAnsi="Calibri" w:eastAsia="Microsoft JhengHei"/>
+          <w:b/>
+          <w:sz w:val="22"/>
+        </w:rPr>
+        <w:t>90</w:t>
+      </w:r>
+      <w:r>
+        <w:rPr>
+          <w:rFonts w:ascii="Calibri" w:hAnsi="Calibri" w:eastAsia="Microsoft JhengHei"/>
+          <w:sz w:val="22"/>
+        </w:rPr>
+        <w:t xml:space="preserve"> days (older files are deleted automatically)</w:t>
+      </w:r>
+    </w:p>
+    <w:p>
+      <w:pPr>
+        <w:pStyle w:val="ListBullet"/>
+      </w:pPr>
+      <w:r>
+        <w:rPr>
+          <w:rFonts w:ascii="Calibri" w:hAnsi="Calibri" w:eastAsia="Microsoft JhengHei"/>
+          <w:sz w:val="22"/>
+        </w:rPr>
+        <w:t xml:space="preserve">Legacy dated files left under </w:t>
+      </w:r>
+      <w:r>
+        <w:rPr>
+          <w:rFonts w:ascii="Consolas" w:hAnsi="Consolas" w:eastAsia="Consolas"/>
+          <w:color w:val="333333"/>
+          <w:sz w:val="22"/>
+        </w:rPr>
+        <w:t>data/</w:t>
+      </w:r>
+      <w:r>
+        <w:rPr>
+          <w:rFonts w:ascii="Calibri" w:hAnsi="Calibri" w:eastAsia="Microsoft JhengHei"/>
+          <w:sz w:val="22"/>
+        </w:rPr>
+        <w:t xml:space="preserve"> are moved into </w:t>
+      </w:r>
+      <w:r>
+        <w:rPr>
+          <w:rFonts w:ascii="Consolas" w:hAnsi="Consolas" w:eastAsia="Consolas"/>
+          <w:color w:val="333333"/>
+          <w:sz w:val="22"/>
+        </w:rPr>
+        <w:t>history/</w:t>
+      </w:r>
+      <w:r>
+        <w:rPr>
+          <w:rFonts w:ascii="Calibri" w:hAnsi="Calibri" w:eastAsia="Microsoft JhengHei"/>
+          <w:sz w:val="22"/>
+        </w:rPr>
+        <w:t xml:space="preserve"> on each run</w:t>
       </w:r>
     </w:p>
     <w:p>
@@ -1013,7 +1186,7 @@
                 <w:rFonts w:ascii="Calibri" w:hAnsi="Calibri" w:eastAsia="Microsoft JhengHei"/>
                 <w:sz w:val="20"/>
               </w:rPr>
-              <w:t>Write CSV/JSON/meta/archives</w:t>
+              <w:t>Write CSV/JSON/meta/history</w:t>
             </w:r>
           </w:p>
         </w:tc>
@@ -1029,6 +1202,100 @@
                 <w:sz w:val="20"/>
               </w:rPr>
               <w:t>Filenames, archive policy, change detection</w:t>
+            </w:r>
+          </w:p>
+        </w:tc>
+      </w:tr>
+      <w:tr>
+        <w:tc>
+          <w:tcPr>
+            <w:tcW w:type="dxa" w:w="3216"/>
+          </w:tcPr>
+          <w:p>
+            <w:r/>
+            <w:r>
+              <w:rPr>
+                <w:rFonts w:ascii="Calibri" w:hAnsi="Calibri" w:eastAsia="Microsoft JhengHei"/>
+                <w:sz w:val="20"/>
+              </w:rPr>
+              <w:t>migrate_legacy_archives()</w:t>
+            </w:r>
+          </w:p>
+        </w:tc>
+        <w:tc>
+          <w:tcPr>
+            <w:tcW w:type="dxa" w:w="3216"/>
+          </w:tcPr>
+          <w:p>
+            <w:r/>
+            <w:r>
+              <w:rPr>
+                <w:rFonts w:ascii="Calibri" w:hAnsi="Calibri" w:eastAsia="Microsoft JhengHei"/>
+                <w:sz w:val="20"/>
+              </w:rPr>
+              <w:t>Move old dated files into history/</w:t>
+            </w:r>
+          </w:p>
+        </w:tc>
+        <w:tc>
+          <w:tcPr>
+            <w:tcW w:type="dxa" w:w="3216"/>
+          </w:tcPr>
+          <w:p>
+            <w:r/>
+            <w:r>
+              <w:rPr>
+                <w:rFonts w:ascii="Calibri" w:hAnsi="Calibri" w:eastAsia="Microsoft JhengHei"/>
+                <w:sz w:val="20"/>
+              </w:rPr>
+              <w:t>Compatibility with previous layout</w:t>
+            </w:r>
+          </w:p>
+        </w:tc>
+      </w:tr>
+      <w:tr>
+        <w:tc>
+          <w:tcPr>
+            <w:tcW w:type="dxa" w:w="3216"/>
+          </w:tcPr>
+          <w:p>
+            <w:r/>
+            <w:r>
+              <w:rPr>
+                <w:rFonts w:ascii="Calibri" w:hAnsi="Calibri" w:eastAsia="Microsoft JhengHei"/>
+                <w:sz w:val="20"/>
+              </w:rPr>
+              <w:t>prune_history()</w:t>
+            </w:r>
+          </w:p>
+        </w:tc>
+        <w:tc>
+          <w:tcPr>
+            <w:tcW w:type="dxa" w:w="3216"/>
+          </w:tcPr>
+          <w:p>
+            <w:r/>
+            <w:r>
+              <w:rPr>
+                <w:rFonts w:ascii="Calibri" w:hAnsi="Calibri" w:eastAsia="Microsoft JhengHei"/>
+                <w:sz w:val="20"/>
+              </w:rPr>
+              <w:t>Delete files older than retention</w:t>
+            </w:r>
+          </w:p>
+        </w:tc>
+        <w:tc>
+          <w:tcPr>
+            <w:tcW w:type="dxa" w:w="3216"/>
+          </w:tcPr>
+          <w:p>
+            <w:r/>
+            <w:r>
+              <w:rPr>
+                <w:rFonts w:ascii="Calibri" w:hAnsi="Calibri" w:eastAsia="Microsoft JhengHei"/>
+                <w:sz w:val="20"/>
+              </w:rPr>
+              <w:t>Retention policy changes</w:t>
             </w:r>
           </w:p>
         </w:tc>

--- a/docs/word/TECHNICAL.en.docx
+++ b/docs/word/TECHNICAL.en.docx
@@ -2492,13 +2492,32 @@
         </w:rPr>
         <w:t>on:</w:t>
         <w:br/>
-        <w:t xml:space="preserve">  schedule:</w:t>
+        <w:t xml:space="preserve">  workflow_dispatch:                 # primary: external cron / manual</w:t>
         <w:br/>
-        <w:t xml:space="preserve">    - cron: "10 1,2,3,4,5,6,7,8 * * 1-5"   # Taiwan 09:10–16:10</w:t>
+        <w:t xml:space="preserve">  repository_dispatch:</w:t>
         <w:br/>
-        <w:t xml:space="preserve">    - cron: "30 10 * * 1-5"                 # Taiwan 18:30</w:t>
+        <w:t xml:space="preserve">    types: [update-bot-rates]</w:t>
         <w:br/>
-        <w:t xml:space="preserve">  workflow_dispatch:                        # manual</w:t>
+        <w:t xml:space="preserve">  schedule:                          # backup only (UTC)</w:t>
+        <w:br/>
+        <w:t xml:space="preserve">    - cron: "30 2,7,10 * * 1-5"     # Taiwan 10:30 / 15:30 / 18:30</w:t>
+      </w:r>
+    </w:p>
+    <w:p>
+      <w:r>
+        <w:rPr>
+          <w:rFonts w:ascii="Calibri" w:hAnsi="Calibri" w:eastAsia="Microsoft JhengHei"/>
+          <w:b/>
+          <w:sz w:val="22"/>
+        </w:rPr>
+        <w:t>Use an external cron as the primary trigger</w:t>
+      </w:r>
+      <w:r>
+        <w:rPr>
+          <w:rFonts w:ascii="Calibri" w:hAnsi="Calibri" w:eastAsia="Microsoft JhengHei"/>
+          <w:sz w:val="22"/>
+        </w:rPr>
+        <w:t xml:space="preserve"> (GitHub’s native schedule often skips).</w:t>
       </w:r>
     </w:p>
     <w:p>
@@ -2507,22 +2526,45 @@
           <w:rFonts w:ascii="Calibri" w:hAnsi="Calibri" w:eastAsia="Microsoft JhengHei"/>
           <w:sz w:val="22"/>
         </w:rPr>
-        <w:t xml:space="preserve">Cron is </w:t>
+        <w:t xml:space="preserve">Full setup: </w:t>
       </w:r>
       <w:r>
         <w:rPr>
           <w:rFonts w:ascii="Calibri" w:hAnsi="Calibri" w:eastAsia="Microsoft JhengHei"/>
-          <w:b/>
+          <w:color w:val="0563C1"/>
           <w:sz w:val="22"/>
         </w:rPr>
-        <w:t>UTC</w:t>
+        <w:t>SCHEDULING.en.md (./SCHEDULING.en.md)</w:t>
       </w:r>
       <w:r>
         <w:rPr>
           <w:rFonts w:ascii="Calibri" w:hAnsi="Calibri" w:eastAsia="Microsoft JhengHei"/>
           <w:sz w:val="22"/>
         </w:rPr>
-        <w:t>. Taiwan = UTC+8.</w:t>
+        <w:t>.</w:t>
+      </w:r>
+    </w:p>
+    <w:p>
+      <w:r>
+        <w:rPr>
+          <w:rFonts w:ascii="Calibri" w:hAnsi="Calibri" w:eastAsia="Microsoft JhengHei"/>
+          <w:sz w:val="22"/>
+        </w:rPr>
+        <w:t>Local trigger:</w:t>
+      </w:r>
+    </w:p>
+    <w:p>
+      <w:pPr>
+        <w:spacing w:before="120" w:after="120"/>
+        <w:ind w:left="288"/>
+        <w:shd w:fill="F5F5F5" w:val="clear"/>
+      </w:pPr>
+      <w:r>
+        <w:rPr>
+          <w:rFonts w:ascii="Consolas" w:hAnsi="Consolas" w:eastAsia="Consolas"/>
+          <w:sz w:val="18"/>
+        </w:rPr>
+        <w:t>./scripts/trigger_update.sh</w:t>
       </w:r>
     </w:p>
     <w:p>
@@ -2594,7 +2636,7 @@
                 <w:rFonts w:ascii="Calibri" w:hAnsi="Calibri" w:eastAsia="Microsoft JhengHei"/>
                 <w:sz w:val="20"/>
               </w:rPr>
-              <w:t>Once per weekday</w:t>
+              <w:t>Change primary times</w:t>
             </w:r>
           </w:p>
         </w:tc>
@@ -2609,7 +2651,7 @@
                 <w:rFonts w:ascii="Calibri" w:hAnsi="Calibri" w:eastAsia="Microsoft JhengHei"/>
                 <w:sz w:val="20"/>
               </w:rPr>
-              <w:t>Keep one cron, e.g. "0 9 * * 1-5" (17:00 Taiwan)</w:t>
+              <w:t>Edit cron-job.org (or your crontab)</w:t>
             </w:r>
           </w:p>
         </w:tc>
@@ -2626,7 +2668,7 @@
                 <w:rFonts w:ascii="Calibri" w:hAnsi="Calibri" w:eastAsia="Microsoft JhengHei"/>
                 <w:sz w:val="20"/>
               </w:rPr>
-              <w:t>Include weekends</w:t>
+              <w:t>Change GitHub backup</w:t>
             </w:r>
           </w:p>
         </w:tc>
@@ -2641,7 +2683,7 @@
                 <w:rFonts w:ascii="Calibri" w:hAnsi="Calibri" w:eastAsia="Microsoft JhengHei"/>
                 <w:sz w:val="20"/>
               </w:rPr>
-              <w:t>Replace 1-5 with *</w:t>
+              <w:t>Edit schedule.cron (UTC)</w:t>
             </w:r>
           </w:p>
         </w:tc>
@@ -2658,7 +2700,7 @@
                 <w:rFonts w:ascii="Calibri" w:hAnsi="Calibri" w:eastAsia="Microsoft JhengHei"/>
                 <w:sz w:val="20"/>
               </w:rPr>
-              <w:t>More frequent</w:t>
+              <w:t>Manual only</w:t>
             </w:r>
           </w:p>
         </w:tc>
@@ -2673,7 +2715,7 @@
                 <w:rFonts w:ascii="Calibri" w:hAnsi="Calibri" w:eastAsia="Microsoft JhengHei"/>
                 <w:sz w:val="20"/>
               </w:rPr>
-              <w:t>Expand hour list (watch Actions minutes + BOT load)</w:t>
+              <w:t>Disable external cron; optionally remove schedule</w:t>
             </w:r>
           </w:p>
         </w:tc>
